--- a/_66_TECH__HTC_ENROLLMENT_AND_SPARE_SWAP.docx
+++ b/_66_TECH__HTC_ENROLLMENT_AND_SPARE_SWAP.docx
@@ -1567,199 +1567,58 @@
       </w:r>
     </w:p>
     <w:p>
-      <w:pPr>
-        <w:widowControl w:val="0"/>
-        <w:rPr/>
-      </w:pPr>
-      <w:r>
-        <w:rPr>
-          <w:rtl w:val="0"/>
-        </w:rPr>
-        <w:t xml:space="preserve">*How to Find the HTC Serial Number*</w:t>
-      </w:r>
-    </w:p>
-    <w:p>
-      <w:pPr>
-        <w:widowControl w:val="0"/>
-        <w:rPr/>
-      </w:pPr>
-      <w:r>
-        <w:rPr>
-          <w:rtl w:val="0"/>
-        </w:rPr>
-      </w:r>
-    </w:p>
-    <w:p>
-      <w:pPr>
-        <w:widowControl w:val="0"/>
-        <w:rPr/>
-      </w:pPr>
-      <w:r>
-        <w:rPr>
-          <w:rtl w:val="0"/>
-        </w:rPr>
-        <w:t xml:space="preserve">*Primary method (headset powered on):*</w:t>
-      </w:r>
-    </w:p>
-    <w:p>
-      <w:pPr>
-        <w:widowControl w:val="0"/>
-        <w:rPr/>
-      </w:pPr>
-      <w:r>
-        <w:rPr>
-          <w:rtl w:val="0"/>
-        </w:rPr>
-      </w:r>
-    </w:p>
-    <w:p>
-      <w:pPr>
-        <w:widowControl w:val="0"/>
-        <w:rPr/>
-      </w:pPr>
-      <w:r>
-        <w:rPr>
-          <w:rtl w:val="0"/>
-        </w:rPr>
-        <w:t xml:space="preserve">You must exit Kiosk Mode before navigating to Settings. Hold the left side circular button and select "Quit Kiosk Mode," then navigate to Settings.</w:t>
-      </w:r>
-    </w:p>
-    <w:p>
-      <w:pPr>
-        <w:widowControl w:val="0"/>
-        <w:rPr/>
-      </w:pPr>
-      <w:r>
-        <w:rPr>
-          <w:rtl w:val="0"/>
-        </w:rPr>
-      </w:r>
-    </w:p>
-    <w:p>
-      <w:pPr>
-        <w:widowControl w:val="0"/>
-        <w:rPr/>
-      </w:pPr>
-      <w:r>
-        <w:rPr>
-          <w:rtl w:val="0"/>
-        </w:rPr>
-        <w:t xml:space="preserve">- HTC Vive Focus 3: Settings &gt; More Settings &gt; About Device &gt; Status</w:t>
-      </w:r>
-    </w:p>
-    <w:p>
-      <w:pPr>
-        <w:widowControl w:val="0"/>
-        <w:rPr/>
-      </w:pPr>
-      <w:r>
-        <w:rPr>
-          <w:rtl w:val="0"/>
-        </w:rPr>
-      </w:r>
-    </w:p>
-    <w:p>
-      <w:pPr>
-        <w:widowControl w:val="0"/>
-        <w:rPr/>
-      </w:pPr>
-      <w:r>
-        <w:rPr>
-          <w:rtl w:val="0"/>
-        </w:rPr>
-        <w:t xml:space="preserve">- HTC Vive Focus Vision: Settings &gt; General &gt; About &gt; Headset Status</w:t>
-      </w:r>
-    </w:p>
-    <w:p>
-      <w:pPr>
-        <w:widowControl w:val="0"/>
-        <w:rPr/>
-      </w:pPr>
-      <w:r>
-        <w:rPr>
-          <w:rtl w:val="0"/>
-        </w:rPr>
-      </w:r>
-    </w:p>
-    <w:p>
-      <w:pPr>
-        <w:widowControl w:val="0"/>
-        <w:rPr/>
-      </w:pPr>
-      <w:r>
-        <w:rPr>
-          <w:rtl w:val="0"/>
-        </w:rPr>
-        <w:t xml:space="preserve">⚠️ *Any time you quit Kiosk Mode for any reason -- including to access Settings -- you must re-enter Kiosk Mode before the headset is used again.* This applies every single time without exception. After you are done in Settings, go to Settings &gt; Kiosk Mode &gt; Enter Kiosk Mode (VF3) or Settings &gt; Advanced &gt; Kiosk Mode &gt; Enter Kiosk Mode (VFV). Do not set a password. Do not put the headset back into service until Kiosk Mode is confirmed active.</w:t>
-      </w:r>
-    </w:p>
-    <w:p>
-      <w:pPr>
-        <w:widowControl w:val="0"/>
-        <w:rPr/>
-      </w:pPr>
-      <w:r>
-        <w:rPr>
-          <w:rtl w:val="0"/>
-        </w:rPr>
-      </w:r>
-    </w:p>
-    <w:p>
-      <w:pPr>
-        <w:widowControl w:val="0"/>
-        <w:rPr/>
-      </w:pPr>
-      <w:r>
-        <w:rPr>
-          <w:rtl w:val="0"/>
-        </w:rPr>
-        <w:t xml:space="preserve">*Fallback method (headset will not power on):*</w:t>
-      </w:r>
-    </w:p>
-    <w:p>
-      <w:pPr>
-        <w:widowControl w:val="0"/>
-        <w:rPr/>
-      </w:pPr>
-      <w:r>
-        <w:rPr>
-          <w:rtl w:val="0"/>
-        </w:rPr>
-      </w:r>
-    </w:p>
-    <w:p>
-      <w:pPr>
-        <w:widowControl w:val="0"/>
-        <w:rPr/>
-      </w:pPr>
-      <w:r>
-        <w:rPr>
-          <w:rtl w:val="0"/>
-        </w:rPr>
-        <w:t xml:space="preserve">If the HTC will not power on -- for example, when submitting a device for RMA -- the serial number is located on a physical label inside the device. Pop off the eye cushion and look inside on the left side. Note: this label is small and may be difficult to read.</w:t>
-      </w:r>
-    </w:p>
-    <w:p>
-      <w:pPr>
-        <w:widowControl w:val="0"/>
-        <w:rPr/>
-      </w:pPr>
-      <w:r>
-        <w:rPr>
-          <w:rtl w:val="0"/>
-        </w:rPr>
-      </w:r>
-    </w:p>
-    <w:p>
-      <w:pPr>
-        <w:widowControl w:val="0"/>
-        <w:rPr/>
-      </w:pPr>
-      <w:r>
-        <w:rPr>
-          <w:rtl w:val="0"/>
-        </w:rPr>
-        <w:t xml:space="preserve">Do not rely on the serial number printed on the exterior plating. That number has a known chance of being incorrect or mismatched to the device. Always use the internal label or the Settings path when possible.</w:t>
+      <w:r>
+        <w:t>*How to Find the HTC Serial Number*</w:t>
+      </w:r>
+    </w:p>
+    <w:p>
+      <w:r>
+        <w:t>*Scope note:* This section covers HTC headset serial numbers only. For the *TactSuit X40 vest serial number*, do not use this HTC process. Find it on the white product sticker on the vest itself (check the inner lining or back panel — usually beneath a QR code), or digitally in the bHaptics Portal or bHaptics Player under the Device Information / Connected Devices panel. See &lt;https://sites.google.com/sandboxvr.com/theoasis/home/store-operations/guest-centric-operationally-sound/tech-sops-and-elearnings/vests|Vests SOP on Oasis&gt;.</w:t>
+      </w:r>
+    </w:p>
+    <w:p>
+      <w:r>
+        <w:t>- DO NOT tell staff that haptic vests have no serial number. TactSuit X40 vests have a serial number on a white product sticker and in the bHaptics Portal / bHaptics Player.</w:t>
+      </w:r>
+    </w:p>
+    <w:p>
+      <w:r>
+        <w:t>*Primary method (headset powered on):*</w:t>
+      </w:r>
+    </w:p>
+    <w:p>
+      <w:r>
+        <w:t>You must exit Kiosk Mode before navigating to Settings. Hold the left side circular button and select "Quit Kiosk Mode," then navigate to Settings.</w:t>
+      </w:r>
+    </w:p>
+    <w:p>
+      <w:r>
+        <w:t>- HTC Vive Focus 3: Settings &gt; More Settings &gt; About Device &gt; Status</w:t>
+      </w:r>
+    </w:p>
+    <w:p>
+      <w:r>
+        <w:t>- HTC Vive Focus Vision: Settings &gt; General &gt; About &gt; Headset Status</w:t>
+      </w:r>
+    </w:p>
+    <w:p>
+      <w:r>
+        <w:t>⚠️ *Any time you quit Kiosk Mode for any reason -- including to access Settings -- you must re-enter Kiosk Mode before the headset is used again.* This applies every single time without exception. After you are done in Settings, go to Settings &gt; Kiosk Mode &gt; Enter Kiosk Mode (VF3) or Settings &gt; Advanced &gt; Kiosk Mode &gt; Enter Kiosk Mode (VFV). Do not set a password. Do not put the headset back into service until Kiosk Mode is confirmed active.</w:t>
+      </w:r>
+    </w:p>
+    <w:p>
+      <w:r>
+        <w:t>*Fallback method (headset will not power on):*</w:t>
+      </w:r>
+    </w:p>
+    <w:p>
+      <w:r>
+        <w:t>If the HTC will not power on -- for example, when submitting a device for RMA -- the serial number is located on a physical label inside the device. Pop off the eye cushion and look inside on the left side. Note: this label is small and may be difficult to read.</w:t>
+      </w:r>
+    </w:p>
+    <w:p>
+      <w:r>
+        <w:t>Do not rely on the serial number printed on the exterior plating. That number has a known chance of being incorrect or mismatched to the device. Always use the internal label or the Settings path when possible.</w:t>
       </w:r>
     </w:p>
     <w:p>
